--- a/exports/karneler/305_ORHAN_EFE_CELIKDEMIR_Karne.docx
+++ b/exports/karneler/305_ORHAN_EFE_CELIKDEMIR_Karne.docx
@@ -27,7 +27,7 @@
           <w:color w:val="646464"/>
           <w:sz w:val="17"/>
         </w:rPr>
-        <w:t>Deneme Sınavı: 2026-2027  PARAF LGS 1 | Kurumsal Başarı ve Takip Sistemi</w:t>
+        <w:t>Deneme Sınavı: PARAF LGS 1 | Kurumsal Başarı ve Takip Sistemi</w:t>
       </w:r>
     </w:p>
     <w:tbl>
@@ -1732,6 +1732,32 @@
               <w:t>Fen Bilimleri netin: 18.67 (19 Doğru, 1 Yanlış, 0 Boş). Kavramsal kavrayışın ve deney yorumlama becerin çok yüksek. Tek hata yaptığın 'Mevsimlerin Oluşumu'ndaki (%93) eksen eğikliği ve Güneş ışınlarının geliş açısı grafiklerini pekiştirerek 20'de 20 full hedefini yakalayabilirsin.</w:t>
             </w:r>
           </w:p>
+          <w:p>
+            <w:pPr>
+              <w:spacing w:after="20"/>
+            </w:pPr>
+            <w:r>
+              <w:rPr>
+                <w:b/>
+                <w:color w:val="C0392B"/>
+                <w:sz w:val="15"/>
+              </w:rPr>
+              <w:t xml:space="preserve">📺 Önerilen YouTube Desteği (İleri Düzey (Şampiyon)): </w:t>
+            </w:r>
+            <w:r>
+              <w:rPr>
+                <w:b/>
+                <w:sz w:val="15"/>
+              </w:rPr>
+              <w:t xml:space="preserve">Kanal: Hız Yayınları / dnz hoca | </w:t>
+            </w:r>
+            <w:r>
+              <w:rPr>
+                <w:sz w:val="15"/>
+              </w:rPr>
+              <w:t>Odak: İleri Seviye Grafik &amp; Deney Yorumlama. Taktik: Karmaşık grafik ve çok adımlı deney sorularında hızlı yorumlama tekniklerini not al.</w:t>
+            </w:r>
+          </w:p>
         </w:tc>
       </w:tr>
     </w:tbl>
@@ -1858,6 +1884,32 @@
                 <w:sz w:val="15"/>
               </w:rPr>
               <w:t>Matematik netin: 18.67 (19 Doğru, 1 Yanlış, 0 Boş). Yeni nesil problem çözme ve modelleme becerin okul zirvesindedir. Sınavda tek net kaybının yaşandığı 'Çarpanlar ve Katlar / Asal Çarpanlar' konusundaki uç soru kalıplarına odaklanarak 20'de 20 full yapabilirsin. Süreli branş denemelerine devam et.</w:t>
+            </w:r>
+          </w:p>
+          <w:p>
+            <w:pPr>
+              <w:spacing w:after="20"/>
+            </w:pPr>
+            <w:r>
+              <w:rPr>
+                <w:b/>
+                <w:color w:val="C0392B"/>
+                <w:sz w:val="15"/>
+              </w:rPr>
+              <w:t xml:space="preserve">📺 Önerilen YouTube Desteği (İleri Düzey (Şampiyon)): </w:t>
+            </w:r>
+            <w:r>
+              <w:rPr>
+                <w:b/>
+                <w:sz w:val="15"/>
+              </w:rPr>
+              <w:t xml:space="preserve">Kanal: Çopur Hoca | </w:t>
+            </w:r>
+            <w:r>
+              <w:rPr>
+                <w:sz w:val="15"/>
+              </w:rPr>
+              <w:t>Odak: İleri Düzey Soru Kalıpları &amp; Derece Hedefi. Taktik: Süre tutarak soruyu hocadan önce çözmeye çalış; kestirme püf noktaları Hata Defterine ekle.</w:t>
             </w:r>
           </w:p>
         </w:tc>
@@ -1988,6 +2040,32 @@
               <w:t>Türkçe branş netin: 14.67 (16 Doğru, 4 Yanlış, 0 Boş). Ortalama üstü bir performans olmakla birlikte 4 yanlış başarı payını törpülemiş. Öncelikli olarak sıfır çektiğin [Sözcük ve Sözcük Gruplarında Anlam, Soru-Cevap] konularındaki kavram ve kuralları tekrar et. Günde 20 paragraf sorusu çöz; iki şık arasında kaldığında işaretleme yapmayıp boş bırak.</w:t>
             </w:r>
           </w:p>
+          <w:p>
+            <w:pPr>
+              <w:spacing w:after="20"/>
+            </w:pPr>
+            <w:r>
+              <w:rPr>
+                <w:b/>
+                <w:color w:val="C0392B"/>
+                <w:sz w:val="15"/>
+              </w:rPr>
+              <w:t xml:space="preserve">📺 Önerilen YouTube Desteği (Orta Seviye): </w:t>
+            </w:r>
+            <w:r>
+              <w:rPr>
+                <w:b/>
+                <w:sz w:val="15"/>
+              </w:rPr>
+              <w:t xml:space="preserve">Kanal: Hız Yayınları - Ebubekir Hoca | </w:t>
+            </w:r>
+            <w:r>
+              <w:rPr>
+                <w:sz w:val="15"/>
+              </w:rPr>
+              <w:t>Odak: Paragraf Taktikleri &amp; Çeldirici Eleme. Taktik: Paragraf sorularında hocanın anahtar kelimeleri ve metin kanıtlarını nasıl çizdiğine dikkat et.</w:t>
+            </w:r>
+          </w:p>
         </w:tc>
       </w:tr>
     </w:tbl>
@@ -2116,6 +2194,32 @@
               <w:t>İnkılap Tarihi netin: 8.67 (9 Doğru, 1 Yanlış, 0 Boş). Tarihsel kronoloji ve neden-sonuç analiz kabiliyetin çok güçlü. Tek net kaybının yaşandığı 'Mustafa Kemal'in Askerlik Hayatı' konusundaki kavram haritasını inceleyerek 10'da 10 full hedefini sürdür.</w:t>
             </w:r>
           </w:p>
+          <w:p>
+            <w:pPr>
+              <w:spacing w:after="20"/>
+            </w:pPr>
+            <w:r>
+              <w:rPr>
+                <w:b/>
+                <w:color w:val="C0392B"/>
+                <w:sz w:val="15"/>
+              </w:rPr>
+              <w:t xml:space="preserve">📺 Önerilen YouTube Desteği (İleri Düzey (Şampiyon)): </w:t>
+            </w:r>
+            <w:r>
+              <w:rPr>
+                <w:b/>
+                <w:sz w:val="15"/>
+              </w:rPr>
+              <w:t xml:space="preserve">Kanal: Buğra Hoca Sosyal Bilgiler Dersliği | </w:t>
+            </w:r>
+            <w:r>
+              <w:rPr>
+                <w:sz w:val="15"/>
+              </w:rPr>
+              <w:t>Odak: Kritik Çeldiriciler &amp; MEB Tarzı Uç Sorular. Taktik: Tarihsel kavramların güncel yorumlarla ilişkilendirildiği zor soru tiplerine odaklan.</w:t>
+            </w:r>
+          </w:p>
         </w:tc>
       </w:tr>
     </w:tbl>
@@ -2225,6 +2329,32 @@
               <w:t>Din Kültürü netin: 10.00 (10 Doğru, 0 Yanlış, 0 Boş). Kavram ve ayet yorumlama hakimiyetin yüksek. 5 kazanımın tamamında %100 tam başarı sağladın. Formunu haftalık 15 soruyla koru.</w:t>
             </w:r>
           </w:p>
+          <w:p>
+            <w:pPr>
+              <w:spacing w:after="20"/>
+            </w:pPr>
+            <w:r>
+              <w:rPr>
+                <w:b/>
+                <w:color w:val="C0392B"/>
+                <w:sz w:val="15"/>
+              </w:rPr>
+              <w:t xml:space="preserve">📺 Önerilen YouTube Desteği (İleri Düzey (Şampiyon)): </w:t>
+            </w:r>
+            <w:r>
+              <w:rPr>
+                <w:b/>
+                <w:sz w:val="15"/>
+              </w:rPr>
+              <w:t xml:space="preserve">Kanal: Cebrail Hocam | </w:t>
+            </w:r>
+            <w:r>
+              <w:rPr>
+                <w:sz w:val="15"/>
+              </w:rPr>
+              <w:t>Odak: 10'da 10 Hedefi &amp; Dikkat/Çeldirici Analizi. Taktik: Kelimelerin ince anlam farklarına dayalı soru kalıplarını yakalayarak full yapmayı hedefle.</w:t>
+            </w:r>
+          </w:p>
         </w:tc>
       </w:tr>
     </w:tbl>
@@ -2332,6 +2462,32 @@
                 <w:sz w:val="15"/>
               </w:rPr>
               <w:t>İngilizce branş netin: 10.00 (10 Doğru, 0 Yanlış, 0 Boş). Friendship ünitesi kelime ve diyalog hakimiyetin çok iyi. 6 kazanımın tamamında %100 tam başarı sağladın. Soru köklerindeki olumsuz ifadelere (NOT, except) dikkat et.</w:t>
+            </w:r>
+          </w:p>
+          <w:p>
+            <w:pPr>
+              <w:spacing w:after="20"/>
+            </w:pPr>
+            <w:r>
+              <w:rPr>
+                <w:b/>
+                <w:color w:val="C0392B"/>
+                <w:sz w:val="15"/>
+              </w:rPr>
+              <w:t xml:space="preserve">📺 Önerilen YouTube Desteği (İleri Düzey (Şampiyon)): </w:t>
+            </w:r>
+            <w:r>
+              <w:rPr>
+                <w:b/>
+                <w:sz w:val="15"/>
+              </w:rPr>
+              <w:t xml:space="preserve">Kanal: Ümitcan Hoca | </w:t>
+            </w:r>
+            <w:r>
+              <w:rPr>
+                <w:sz w:val="15"/>
+              </w:rPr>
+              <w:t>Odak: Yeni Nesil Okuma Parçaları, Tablo &amp; Grafik Yorumlama. Taktik: Afiş, davetiye ve soru kökündeki 'NOT / except' gibi olumsuzluk ifadelerine dikkat ederek hızlan.</w:t>
             </w:r>
           </w:p>
         </w:tc>

--- a/exports/karneler/305_ORHAN_EFE_CELIKDEMIR_Karne.docx
+++ b/exports/karneler/305_ORHAN_EFE_CELIKDEMIR_Karne.docx
@@ -1749,7 +1749,7 @@
                 <w:b/>
                 <w:sz w:val="15"/>
               </w:rPr>
-              <w:t xml:space="preserve">Kanal: Hız Yayınları / dnz hoca | </w:t>
+              <w:t xml:space="preserve">Kanal: Hız Yayınları veya dnz hoca ile Fen | </w:t>
             </w:r>
             <w:r>
               <w:rPr>
@@ -2057,7 +2057,7 @@
                 <w:b/>
                 <w:sz w:val="15"/>
               </w:rPr>
-              <w:t xml:space="preserve">Kanal: Hız Yayınları - Ebubekir Hoca | </w:t>
+              <w:t xml:space="preserve">Kanal: Hız Yayınları veya Ebubekir Hoca ile Türkçe | </w:t>
             </w:r>
             <w:r>
               <w:rPr>

--- a/exports/karneler/305_ORHAN_EFE_CELIKDEMIR_Karne.docx
+++ b/exports/karneler/305_ORHAN_EFE_CELIKDEMIR_Karne.docx
@@ -27,7 +27,7 @@
           <w:color w:val="646464"/>
           <w:sz w:val="17"/>
         </w:rPr>
-        <w:t>Deneme Sınavı: PARAF LGS 1 | Kurumsal Başarı ve Takip Sistemi</w:t>
+        <w:t>Deneme Sınavı: 2026-2027  NARTEST LGS 1 | Kurumsal Başarı ve Takip Sistemi</w:t>
       </w:r>
     </w:p>
     <w:tbl>
@@ -169,7 +169,7 @@
               <w:rPr>
                 <w:sz w:val="16"/>
               </w:rPr>
-              <w:t>80.68 Net / 461.60 Puan</w:t>
+              <w:t>83.67 Net / 474.44 Puan</w:t>
             </w:r>
           </w:p>
         </w:tc>
@@ -209,7 +209,7 @@
               <w:rPr>
                 <w:sz w:val="16"/>
               </w:rPr>
-              <w:t>Sınıf: 1/27 | Okul: 3/110 | TG: 889 (Dilim: %8.58)</w:t>
+              <w:t>Sınıf: 1 / 28 | Okul: 4 / 56 | TG: 219 (Dilim: %7.18)</w:t>
             </w:r>
           </w:p>
         </w:tc>
@@ -483,7 +483,7 @@
               <w:rPr>
                 <w:sz w:val="15"/>
               </w:rPr>
-              <w:t>16</w:t>
+              <w:t>18</w:t>
             </w:r>
           </w:p>
         </w:tc>
@@ -505,7 +505,7 @@
               <w:rPr>
                 <w:sz w:val="15"/>
               </w:rPr>
-              <w:t>4</w:t>
+              <w:t>2</w:t>
             </w:r>
           </w:p>
         </w:tc>
@@ -549,7 +549,7 @@
               <w:rPr>
                 <w:sz w:val="15"/>
               </w:rPr>
-              <w:t>14.67</w:t>
+              <w:t>17.33</w:t>
             </w:r>
           </w:p>
         </w:tc>
@@ -571,7 +571,7 @@
               <w:rPr>
                 <w:sz w:val="15"/>
               </w:rPr>
-              <w:t>%73.4</w:t>
+              <w:t>%86.6</w:t>
             </w:r>
           </w:p>
         </w:tc>
@@ -596,6 +596,162 @@
                 <w:sz w:val="15"/>
               </w:rPr>
               <w:t>İnkılap Tarihi</w:t>
+            </w:r>
+          </w:p>
+        </w:tc>
+        <w:tc>
+          <w:tcPr>
+            <w:tcW w:type="dxa" w:w="1543"/>
+            <w:tcMar>
+              <w:top w:w="20" w:type="dxa"/>
+              <w:bottom w:w="20" w:type="dxa"/>
+              <w:left w:w="35" w:type="dxa"/>
+              <w:right w:w="35" w:type="dxa"/>
+            </w:tcMar>
+          </w:tcPr>
+          <w:p>
+            <w:pPr>
+              <w:jc w:val="center"/>
+            </w:pPr>
+            <w:r>
+              <w:rPr>
+                <w:sz w:val="15"/>
+              </w:rPr>
+              <w:t>10</w:t>
+            </w:r>
+          </w:p>
+        </w:tc>
+        <w:tc>
+          <w:tcPr>
+            <w:tcW w:type="dxa" w:w="1543"/>
+            <w:tcMar>
+              <w:top w:w="20" w:type="dxa"/>
+              <w:bottom w:w="20" w:type="dxa"/>
+              <w:left w:w="35" w:type="dxa"/>
+              <w:right w:w="35" w:type="dxa"/>
+            </w:tcMar>
+          </w:tcPr>
+          <w:p>
+            <w:pPr>
+              <w:jc w:val="center"/>
+            </w:pPr>
+            <w:r>
+              <w:rPr>
+                <w:sz w:val="15"/>
+              </w:rPr>
+              <w:t>10</w:t>
+            </w:r>
+          </w:p>
+        </w:tc>
+        <w:tc>
+          <w:tcPr>
+            <w:tcW w:type="dxa" w:w="1543"/>
+            <w:tcMar>
+              <w:top w:w="20" w:type="dxa"/>
+              <w:bottom w:w="20" w:type="dxa"/>
+              <w:left w:w="35" w:type="dxa"/>
+              <w:right w:w="35" w:type="dxa"/>
+            </w:tcMar>
+          </w:tcPr>
+          <w:p>
+            <w:pPr>
+              <w:jc w:val="center"/>
+            </w:pPr>
+            <w:r>
+              <w:rPr>
+                <w:sz w:val="15"/>
+              </w:rPr>
+              <w:t>0</w:t>
+            </w:r>
+          </w:p>
+        </w:tc>
+        <w:tc>
+          <w:tcPr>
+            <w:tcW w:type="dxa" w:w="1543"/>
+            <w:tcMar>
+              <w:top w:w="20" w:type="dxa"/>
+              <w:bottom w:w="20" w:type="dxa"/>
+              <w:left w:w="35" w:type="dxa"/>
+              <w:right w:w="35" w:type="dxa"/>
+            </w:tcMar>
+          </w:tcPr>
+          <w:p>
+            <w:pPr>
+              <w:jc w:val="center"/>
+            </w:pPr>
+            <w:r>
+              <w:rPr>
+                <w:sz w:val="15"/>
+              </w:rPr>
+              <w:t>0</w:t>
+            </w:r>
+          </w:p>
+        </w:tc>
+        <w:tc>
+          <w:tcPr>
+            <w:tcW w:type="dxa" w:w="1543"/>
+            <w:tcMar>
+              <w:top w:w="20" w:type="dxa"/>
+              <w:bottom w:w="20" w:type="dxa"/>
+              <w:left w:w="35" w:type="dxa"/>
+              <w:right w:w="35" w:type="dxa"/>
+            </w:tcMar>
+          </w:tcPr>
+          <w:p>
+            <w:pPr>
+              <w:jc w:val="center"/>
+            </w:pPr>
+            <w:r>
+              <w:rPr>
+                <w:sz w:val="15"/>
+              </w:rPr>
+              <w:t>10.00</w:t>
+            </w:r>
+          </w:p>
+        </w:tc>
+        <w:tc>
+          <w:tcPr>
+            <w:tcW w:type="dxa" w:w="1543"/>
+            <w:tcMar>
+              <w:top w:w="20" w:type="dxa"/>
+              <w:bottom w:w="20" w:type="dxa"/>
+              <w:left w:w="35" w:type="dxa"/>
+              <w:right w:w="35" w:type="dxa"/>
+            </w:tcMar>
+          </w:tcPr>
+          <w:p>
+            <w:pPr>
+              <w:jc w:val="center"/>
+            </w:pPr>
+            <w:r>
+              <w:rPr>
+                <w:sz w:val="15"/>
+              </w:rPr>
+              <w:t>%100.0</w:t>
+            </w:r>
+          </w:p>
+        </w:tc>
+      </w:tr>
+      <w:tr>
+        <w:tc>
+          <w:tcPr>
+            <w:tcW w:type="dxa" w:w="1543"/>
+            <w:tcMar>
+              <w:top w:w="20" w:type="dxa"/>
+              <w:bottom w:w="20" w:type="dxa"/>
+              <w:left w:w="35" w:type="dxa"/>
+              <w:right w:w="35" w:type="dxa"/>
+            </w:tcMar>
+          </w:tcPr>
+          <w:p>
+            <w:pPr>
+              <w:jc w:val="left"/>
+            </w:pPr>
+            <w:r>
+              <w:rPr>
+                <w:sz w:val="15"/>
+              </w:rPr>
+              <w:t>Din Kültürü</w:t>
             </w:r>
           </w:p>
         </w:tc>
@@ -728,162 +884,6 @@
                 <w:sz w:val="15"/>
               </w:rPr>
               <w:t>%86.7</w:t>
-            </w:r>
-          </w:p>
-        </w:tc>
-      </w:tr>
-      <w:tr>
-        <w:tc>
-          <w:tcPr>
-            <w:tcW w:type="dxa" w:w="1543"/>
-            <w:tcMar>
-              <w:top w:w="20" w:type="dxa"/>
-              <w:bottom w:w="20" w:type="dxa"/>
-              <w:left w:w="35" w:type="dxa"/>
-              <w:right w:w="35" w:type="dxa"/>
-            </w:tcMar>
-          </w:tcPr>
-          <w:p>
-            <w:pPr>
-              <w:jc w:val="left"/>
-            </w:pPr>
-            <w:r>
-              <w:rPr>
-                <w:sz w:val="15"/>
-              </w:rPr>
-              <w:t>Din Kültürü</w:t>
-            </w:r>
-          </w:p>
-        </w:tc>
-        <w:tc>
-          <w:tcPr>
-            <w:tcW w:type="dxa" w:w="1543"/>
-            <w:tcMar>
-              <w:top w:w="20" w:type="dxa"/>
-              <w:bottom w:w="20" w:type="dxa"/>
-              <w:left w:w="35" w:type="dxa"/>
-              <w:right w:w="35" w:type="dxa"/>
-            </w:tcMar>
-          </w:tcPr>
-          <w:p>
-            <w:pPr>
-              <w:jc w:val="center"/>
-            </w:pPr>
-            <w:r>
-              <w:rPr>
-                <w:sz w:val="15"/>
-              </w:rPr>
-              <w:t>10</w:t>
-            </w:r>
-          </w:p>
-        </w:tc>
-        <w:tc>
-          <w:tcPr>
-            <w:tcW w:type="dxa" w:w="1543"/>
-            <w:tcMar>
-              <w:top w:w="20" w:type="dxa"/>
-              <w:bottom w:w="20" w:type="dxa"/>
-              <w:left w:w="35" w:type="dxa"/>
-              <w:right w:w="35" w:type="dxa"/>
-            </w:tcMar>
-          </w:tcPr>
-          <w:p>
-            <w:pPr>
-              <w:jc w:val="center"/>
-            </w:pPr>
-            <w:r>
-              <w:rPr>
-                <w:sz w:val="15"/>
-              </w:rPr>
-              <w:t>10</w:t>
-            </w:r>
-          </w:p>
-        </w:tc>
-        <w:tc>
-          <w:tcPr>
-            <w:tcW w:type="dxa" w:w="1543"/>
-            <w:tcMar>
-              <w:top w:w="20" w:type="dxa"/>
-              <w:bottom w:w="20" w:type="dxa"/>
-              <w:left w:w="35" w:type="dxa"/>
-              <w:right w:w="35" w:type="dxa"/>
-            </w:tcMar>
-          </w:tcPr>
-          <w:p>
-            <w:pPr>
-              <w:jc w:val="center"/>
-            </w:pPr>
-            <w:r>
-              <w:rPr>
-                <w:sz w:val="15"/>
-              </w:rPr>
-              <w:t>0</w:t>
-            </w:r>
-          </w:p>
-        </w:tc>
-        <w:tc>
-          <w:tcPr>
-            <w:tcW w:type="dxa" w:w="1543"/>
-            <w:tcMar>
-              <w:top w:w="20" w:type="dxa"/>
-              <w:bottom w:w="20" w:type="dxa"/>
-              <w:left w:w="35" w:type="dxa"/>
-              <w:right w:w="35" w:type="dxa"/>
-            </w:tcMar>
-          </w:tcPr>
-          <w:p>
-            <w:pPr>
-              <w:jc w:val="center"/>
-            </w:pPr>
-            <w:r>
-              <w:rPr>
-                <w:sz w:val="15"/>
-              </w:rPr>
-              <w:t>0</w:t>
-            </w:r>
-          </w:p>
-        </w:tc>
-        <w:tc>
-          <w:tcPr>
-            <w:tcW w:type="dxa" w:w="1543"/>
-            <w:tcMar>
-              <w:top w:w="20" w:type="dxa"/>
-              <w:bottom w:w="20" w:type="dxa"/>
-              <w:left w:w="35" w:type="dxa"/>
-              <w:right w:w="35" w:type="dxa"/>
-            </w:tcMar>
-          </w:tcPr>
-          <w:p>
-            <w:pPr>
-              <w:jc w:val="center"/>
-            </w:pPr>
-            <w:r>
-              <w:rPr>
-                <w:sz w:val="15"/>
-              </w:rPr>
-              <w:t>10.00</w:t>
-            </w:r>
-          </w:p>
-        </w:tc>
-        <w:tc>
-          <w:tcPr>
-            <w:tcW w:type="dxa" w:w="1543"/>
-            <w:tcMar>
-              <w:top w:w="20" w:type="dxa"/>
-              <w:bottom w:w="20" w:type="dxa"/>
-              <w:left w:w="35" w:type="dxa"/>
-              <w:right w:w="35" w:type="dxa"/>
-            </w:tcMar>
-          </w:tcPr>
-          <w:p>
-            <w:pPr>
-              <w:jc w:val="center"/>
-            </w:pPr>
-            <w:r>
-              <w:rPr>
-                <w:sz w:val="15"/>
-              </w:rPr>
-              <w:t>%100.0</w:t>
             </w:r>
           </w:p>
         </w:tc>
@@ -1107,7 +1107,7 @@
               <w:rPr>
                 <w:sz w:val="15"/>
               </w:rPr>
-              <w:t>19</w:t>
+              <w:t>18</w:t>
             </w:r>
           </w:p>
         </w:tc>
@@ -1151,7 +1151,7 @@
               <w:rPr>
                 <w:sz w:val="15"/>
               </w:rPr>
-              <w:t>0</w:t>
+              <w:t>1</w:t>
             </w:r>
           </w:p>
         </w:tc>
@@ -1173,7 +1173,7 @@
               <w:rPr>
                 <w:sz w:val="15"/>
               </w:rPr>
-              <w:t>18.67</w:t>
+              <w:t>17.67</w:t>
             </w:r>
           </w:p>
         </w:tc>
@@ -1195,7 +1195,7 @@
               <w:rPr>
                 <w:sz w:val="15"/>
               </w:rPr>
-              <w:t>%93.4</w:t>
+              <w:t>%88.4</w:t>
             </w:r>
           </w:p>
         </w:tc>
@@ -1263,29 +1263,7 @@
               <w:rPr>
                 <w:sz w:val="15"/>
               </w:rPr>
-              <w:t>19</w:t>
-            </w:r>
-          </w:p>
-        </w:tc>
-        <w:tc>
-          <w:tcPr>
-            <w:tcW w:type="dxa" w:w="1543"/>
-            <w:tcMar>
-              <w:top w:w="20" w:type="dxa"/>
-              <w:bottom w:w="20" w:type="dxa"/>
-              <w:left w:w="35" w:type="dxa"/>
-              <w:right w:w="35" w:type="dxa"/>
-            </w:tcMar>
-          </w:tcPr>
-          <w:p>
-            <w:pPr>
-              <w:jc w:val="center"/>
-            </w:pPr>
-            <w:r>
-              <w:rPr>
-                <w:sz w:val="15"/>
-              </w:rPr>
-              <w:t>1</w:t>
+              <w:t>20</w:t>
             </w:r>
           </w:p>
         </w:tc>
@@ -1329,7 +1307,7 @@
               <w:rPr>
                 <w:sz w:val="15"/>
               </w:rPr>
-              <w:t>18.67</w:t>
+              <w:t>0</w:t>
             </w:r>
           </w:p>
         </w:tc>
@@ -1351,7 +1329,29 @@
               <w:rPr>
                 <w:sz w:val="15"/>
               </w:rPr>
-              <w:t>%93.4</w:t>
+              <w:t>20.00</w:t>
+            </w:r>
+          </w:p>
+        </w:tc>
+        <w:tc>
+          <w:tcPr>
+            <w:tcW w:type="dxa" w:w="1543"/>
+            <w:tcMar>
+              <w:top w:w="20" w:type="dxa"/>
+              <w:bottom w:w="20" w:type="dxa"/>
+              <w:left w:w="35" w:type="dxa"/>
+              <w:right w:w="35" w:type="dxa"/>
+            </w:tcMar>
+          </w:tcPr>
+          <w:p>
+            <w:pPr>
+              <w:jc w:val="center"/>
+            </w:pPr>
+            <w:r>
+              <w:rPr>
+                <w:sz w:val="15"/>
+              </w:rPr>
+              <w:t>%100.0</w:t>
             </w:r>
           </w:p>
         </w:tc>
@@ -1425,7 +1425,7 @@
                 <w:b/>
                 <w:sz w:val="15"/>
               </w:rPr>
-              <w:t>83</w:t>
+              <w:t>85</w:t>
             </w:r>
           </w:p>
         </w:tc>
@@ -1449,7 +1449,7 @@
                 <w:b/>
                 <w:sz w:val="15"/>
               </w:rPr>
-              <w:t>7</w:t>
+              <w:t>4</w:t>
             </w:r>
           </w:p>
         </w:tc>
@@ -1473,7 +1473,7 @@
                 <w:b/>
                 <w:sz w:val="15"/>
               </w:rPr>
-              <w:t>0</w:t>
+              <w:t>1</w:t>
             </w:r>
           </w:p>
         </w:tc>
@@ -1497,7 +1497,7 @@
                 <w:b/>
                 <w:sz w:val="15"/>
               </w:rPr>
-              <w:t>80.68</w:t>
+              <w:t>83.67</w:t>
             </w:r>
           </w:p>
         </w:tc>
@@ -1521,7 +1521,628 @@
                 <w:b/>
                 <w:sz w:val="15"/>
               </w:rPr>
-              <w:t>%89.6</w:t>
+              <w:t>%93.0</w:t>
+            </w:r>
+          </w:p>
+        </w:tc>
+      </w:tr>
+    </w:tbl>
+    <w:p>
+      <w:pPr>
+        <w:spacing w:before="80" w:after="40"/>
+      </w:pPr>
+      <w:r>
+        <w:rPr>
+          <w:b/>
+          <w:color w:val="1F497D"/>
+          <w:sz w:val="18"/>
+        </w:rPr>
+        <w:t>1. DENEMELER ARASI GELİŞİM VE AKADEMİK DEĞİŞİM ANALİZİ (PARAF 1 ➔ NARTEST 1)</w:t>
+      </w:r>
+    </w:p>
+    <w:tbl>
+      <w:tblPr>
+        <w:tblW w:type="auto" w:w="0"/>
+        <w:jc w:val="center"/>
+        <w:tblLook w:firstColumn="1" w:firstRow="1" w:lastColumn="0" w:lastRow="0" w:noHBand="0" w:noVBand="1" w:val="04A0"/>
+        <w:tblBorders>
+          <w:top w:val="single" w:sz="4" w:space="0" w:color="B0C4DE"/>
+          <w:left w:val="single" w:sz="4" w:space="0" w:color="B0C4DE"/>
+          <w:bottom w:val="single" w:sz="4" w:space="0" w:color="B0C4DE"/>
+          <w:right w:val="single" w:sz="4" w:space="0" w:color="B0C4DE"/>
+          <w:insideH w:val="single" w:sz="4" w:space="0" w:color="B0C4DE"/>
+          <w:insideV w:val="single" w:sz="4" w:space="0" w:color="B0C4DE"/>
+        </w:tblBorders>
+      </w:tblPr>
+      <w:tblGrid>
+        <w:gridCol w:w="2160"/>
+        <w:gridCol w:w="2160"/>
+        <w:gridCol w:w="2160"/>
+        <w:gridCol w:w="2160"/>
+        <w:gridCol w:w="2160"/>
+      </w:tblGrid>
+      <w:tr>
+        <w:tc>
+          <w:tcPr>
+            <w:tcW w:type="dxa" w:w="2160"/>
+            <w:shd w:fill="1F497D"/>
+            <w:tcMar>
+              <w:top w:w="25" w:type="dxa"/>
+              <w:bottom w:w="25" w:type="dxa"/>
+              <w:left w:w="35" w:type="dxa"/>
+              <w:right w:w="35" w:type="dxa"/>
+            </w:tcMar>
+          </w:tcPr>
+          <w:p>
+            <w:pPr>
+              <w:jc w:val="left"/>
+            </w:pPr>
+            <w:r>
+              <w:rPr>
+                <w:b/>
+                <w:color w:val="FFFFFF"/>
+                <w:sz w:val="15"/>
+              </w:rPr>
+              <w:t>Değerlendirme Kriteri</w:t>
+            </w:r>
+          </w:p>
+        </w:tc>
+        <w:tc>
+          <w:tcPr>
+            <w:tcW w:type="dxa" w:w="2160"/>
+            <w:shd w:fill="1F497D"/>
+            <w:tcMar>
+              <w:top w:w="25" w:type="dxa"/>
+              <w:bottom w:w="25" w:type="dxa"/>
+              <w:left w:w="35" w:type="dxa"/>
+              <w:right w:w="35" w:type="dxa"/>
+            </w:tcMar>
+          </w:tcPr>
+          <w:p>
+            <w:pPr>
+              <w:jc w:val="center"/>
+            </w:pPr>
+            <w:r>
+              <w:rPr>
+                <w:b/>
+                <w:color w:val="FFFFFF"/>
+                <w:sz w:val="15"/>
+              </w:rPr>
+              <w:t>1. Deneme (PARAF)</w:t>
+            </w:r>
+          </w:p>
+        </w:tc>
+        <w:tc>
+          <w:tcPr>
+            <w:tcW w:type="dxa" w:w="2160"/>
+            <w:shd w:fill="1F497D"/>
+            <w:tcMar>
+              <w:top w:w="25" w:type="dxa"/>
+              <w:bottom w:w="25" w:type="dxa"/>
+              <w:left w:w="35" w:type="dxa"/>
+              <w:right w:w="35" w:type="dxa"/>
+            </w:tcMar>
+          </w:tcPr>
+          <w:p>
+            <w:pPr>
+              <w:jc w:val="center"/>
+            </w:pPr>
+            <w:r>
+              <w:rPr>
+                <w:b/>
+                <w:color w:val="FFFFFF"/>
+                <w:sz w:val="15"/>
+              </w:rPr>
+              <w:t>2. Deneme (NARTEST)</w:t>
+            </w:r>
+          </w:p>
+        </w:tc>
+        <w:tc>
+          <w:tcPr>
+            <w:tcW w:type="dxa" w:w="2160"/>
+            <w:shd w:fill="1F497D"/>
+            <w:tcMar>
+              <w:top w:w="25" w:type="dxa"/>
+              <w:bottom w:w="25" w:type="dxa"/>
+              <w:left w:w="35" w:type="dxa"/>
+              <w:right w:w="35" w:type="dxa"/>
+            </w:tcMar>
+          </w:tcPr>
+          <w:p>
+            <w:pPr>
+              <w:jc w:val="center"/>
+            </w:pPr>
+            <w:r>
+              <w:rPr>
+                <w:b/>
+                <w:color w:val="FFFFFF"/>
+                <w:sz w:val="15"/>
+              </w:rPr>
+              <w:t>Sınavlar Arası Fark</w:t>
+            </w:r>
+          </w:p>
+        </w:tc>
+        <w:tc>
+          <w:tcPr>
+            <w:tcW w:type="dxa" w:w="2160"/>
+            <w:shd w:fill="1F497D"/>
+            <w:tcMar>
+              <w:top w:w="25" w:type="dxa"/>
+              <w:bottom w:w="25" w:type="dxa"/>
+              <w:left w:w="35" w:type="dxa"/>
+              <w:right w:w="35" w:type="dxa"/>
+            </w:tcMar>
+          </w:tcPr>
+          <w:p>
+            <w:pPr>
+              <w:jc w:val="center"/>
+            </w:pPr>
+            <w:r>
+              <w:rPr>
+                <w:b/>
+                <w:color w:val="FFFFFF"/>
+                <w:sz w:val="15"/>
+              </w:rPr>
+              <w:t>Gelişim Durumu</w:t>
+            </w:r>
+          </w:p>
+        </w:tc>
+      </w:tr>
+      <w:tr>
+        <w:tc>
+          <w:tcPr>
+            <w:tcW w:type="dxa" w:w="2160"/>
+            <w:tcMar>
+              <w:top w:w="20" w:type="dxa"/>
+              <w:bottom w:w="20" w:type="dxa"/>
+              <w:left w:w="35" w:type="dxa"/>
+              <w:right w:w="35" w:type="dxa"/>
+            </w:tcMar>
+            <w:shd w:fill="F0F4F8"/>
+          </w:tcPr>
+          <w:p>
+            <w:pPr>
+              <w:jc w:val="left"/>
+            </w:pPr>
+            <w:r>
+              <w:rPr>
+                <w:sz w:val="15"/>
+              </w:rPr>
+              <w:t>Toplam Net</w:t>
+            </w:r>
+          </w:p>
+        </w:tc>
+        <w:tc>
+          <w:tcPr>
+            <w:tcW w:type="dxa" w:w="2160"/>
+            <w:tcMar>
+              <w:top w:w="20" w:type="dxa"/>
+              <w:bottom w:w="20" w:type="dxa"/>
+              <w:left w:w="35" w:type="dxa"/>
+              <w:right w:w="35" w:type="dxa"/>
+            </w:tcMar>
+            <w:shd w:fill="F0F4F8"/>
+          </w:tcPr>
+          <w:p>
+            <w:pPr>
+              <w:jc w:val="center"/>
+            </w:pPr>
+            <w:r>
+              <w:rPr>
+                <w:sz w:val="15"/>
+              </w:rPr>
+              <w:t>80.68 Net</w:t>
+            </w:r>
+          </w:p>
+        </w:tc>
+        <w:tc>
+          <w:tcPr>
+            <w:tcW w:type="dxa" w:w="2160"/>
+            <w:tcMar>
+              <w:top w:w="20" w:type="dxa"/>
+              <w:bottom w:w="20" w:type="dxa"/>
+              <w:left w:w="35" w:type="dxa"/>
+              <w:right w:w="35" w:type="dxa"/>
+            </w:tcMar>
+            <w:shd w:fill="F0F4F8"/>
+          </w:tcPr>
+          <w:p>
+            <w:pPr>
+              <w:jc w:val="center"/>
+            </w:pPr>
+            <w:r>
+              <w:rPr>
+                <w:sz w:val="15"/>
+              </w:rPr>
+              <w:t>83.67 Net</w:t>
+            </w:r>
+          </w:p>
+        </w:tc>
+        <w:tc>
+          <w:tcPr>
+            <w:tcW w:type="dxa" w:w="2160"/>
+            <w:tcMar>
+              <w:top w:w="20" w:type="dxa"/>
+              <w:bottom w:w="20" w:type="dxa"/>
+              <w:left w:w="35" w:type="dxa"/>
+              <w:right w:w="35" w:type="dxa"/>
+            </w:tcMar>
+            <w:shd w:fill="E8F8F5"/>
+          </w:tcPr>
+          <w:p>
+            <w:pPr>
+              <w:jc w:val="center"/>
+            </w:pPr>
+            <w:r>
+              <w:rPr>
+                <w:b/>
+                <w:sz w:val="15"/>
+              </w:rPr>
+              <w:t>+2.99 Net</w:t>
+            </w:r>
+          </w:p>
+        </w:tc>
+        <w:tc>
+          <w:tcPr>
+            <w:tcW w:type="dxa" w:w="2160"/>
+            <w:tcMar>
+              <w:top w:w="20" w:type="dxa"/>
+              <w:bottom w:w="20" w:type="dxa"/>
+              <w:left w:w="35" w:type="dxa"/>
+              <w:right w:w="35" w:type="dxa"/>
+            </w:tcMar>
+            <w:shd w:fill="F0F4F8"/>
+          </w:tcPr>
+          <w:p>
+            <w:pPr>
+              <w:jc w:val="center"/>
+            </w:pPr>
+            <w:r>
+              <w:rPr>
+                <w:sz w:val="15"/>
+              </w:rPr>
+              <w:t>📈 İstikrarlı Artış</w:t>
+            </w:r>
+          </w:p>
+        </w:tc>
+      </w:tr>
+      <w:tr>
+        <w:tc>
+          <w:tcPr>
+            <w:tcW w:type="dxa" w:w="2160"/>
+            <w:tcMar>
+              <w:top w:w="20" w:type="dxa"/>
+              <w:bottom w:w="20" w:type="dxa"/>
+              <w:left w:w="35" w:type="dxa"/>
+              <w:right w:w="35" w:type="dxa"/>
+            </w:tcMar>
+          </w:tcPr>
+          <w:p>
+            <w:pPr>
+              <w:jc w:val="left"/>
+            </w:pPr>
+            <w:r>
+              <w:rPr>
+                <w:sz w:val="15"/>
+              </w:rPr>
+              <w:t>LGS Puanı</w:t>
+            </w:r>
+          </w:p>
+        </w:tc>
+        <w:tc>
+          <w:tcPr>
+            <w:tcW w:type="dxa" w:w="2160"/>
+            <w:tcMar>
+              <w:top w:w="20" w:type="dxa"/>
+              <w:bottom w:w="20" w:type="dxa"/>
+              <w:left w:w="35" w:type="dxa"/>
+              <w:right w:w="35" w:type="dxa"/>
+            </w:tcMar>
+          </w:tcPr>
+          <w:p>
+            <w:pPr>
+              <w:jc w:val="center"/>
+            </w:pPr>
+            <w:r>
+              <w:rPr>
+                <w:sz w:val="15"/>
+              </w:rPr>
+              <w:t>461.60 Puan</w:t>
+            </w:r>
+          </w:p>
+        </w:tc>
+        <w:tc>
+          <w:tcPr>
+            <w:tcW w:type="dxa" w:w="2160"/>
+            <w:tcMar>
+              <w:top w:w="20" w:type="dxa"/>
+              <w:bottom w:w="20" w:type="dxa"/>
+              <w:left w:w="35" w:type="dxa"/>
+              <w:right w:w="35" w:type="dxa"/>
+            </w:tcMar>
+          </w:tcPr>
+          <w:p>
+            <w:pPr>
+              <w:jc w:val="center"/>
+            </w:pPr>
+            <w:r>
+              <w:rPr>
+                <w:sz w:val="15"/>
+              </w:rPr>
+              <w:t>474.44 Puan</w:t>
+            </w:r>
+          </w:p>
+        </w:tc>
+        <w:tc>
+          <w:tcPr>
+            <w:tcW w:type="dxa" w:w="2160"/>
+            <w:tcMar>
+              <w:top w:w="20" w:type="dxa"/>
+              <w:bottom w:w="20" w:type="dxa"/>
+              <w:left w:w="35" w:type="dxa"/>
+              <w:right w:w="35" w:type="dxa"/>
+            </w:tcMar>
+            <w:shd w:fill="E8F8F5"/>
+          </w:tcPr>
+          <w:p>
+            <w:pPr>
+              <w:jc w:val="center"/>
+            </w:pPr>
+            <w:r>
+              <w:rPr>
+                <w:b/>
+                <w:sz w:val="15"/>
+              </w:rPr>
+              <w:t>+12.84 Puan</w:t>
+            </w:r>
+          </w:p>
+        </w:tc>
+        <w:tc>
+          <w:tcPr>
+            <w:tcW w:type="dxa" w:w="2160"/>
+            <w:tcMar>
+              <w:top w:w="20" w:type="dxa"/>
+              <w:bottom w:w="20" w:type="dxa"/>
+              <w:left w:w="35" w:type="dxa"/>
+              <w:right w:w="35" w:type="dxa"/>
+            </w:tcMar>
+          </w:tcPr>
+          <w:p>
+            <w:pPr>
+              <w:jc w:val="center"/>
+            </w:pPr>
+            <w:r>
+              <w:rPr>
+                <w:sz w:val="15"/>
+              </w:rPr>
+              <w:t>Puan Artışı</w:t>
+            </w:r>
+          </w:p>
+        </w:tc>
+      </w:tr>
+      <w:tr>
+        <w:tc>
+          <w:tcPr>
+            <w:tcW w:type="dxa" w:w="2160"/>
+            <w:tcMar>
+              <w:top w:w="20" w:type="dxa"/>
+              <w:bottom w:w="20" w:type="dxa"/>
+              <w:left w:w="35" w:type="dxa"/>
+              <w:right w:w="35" w:type="dxa"/>
+            </w:tcMar>
+          </w:tcPr>
+          <w:p>
+            <w:pPr>
+              <w:jc w:val="left"/>
+            </w:pPr>
+            <w:r>
+              <w:rPr>
+                <w:sz w:val="15"/>
+              </w:rPr>
+              <w:t>Sınıf Derecesi</w:t>
+            </w:r>
+          </w:p>
+        </w:tc>
+        <w:tc>
+          <w:tcPr>
+            <w:tcW w:type="dxa" w:w="2160"/>
+            <w:tcMar>
+              <w:top w:w="20" w:type="dxa"/>
+              <w:bottom w:w="20" w:type="dxa"/>
+              <w:left w:w="35" w:type="dxa"/>
+              <w:right w:w="35" w:type="dxa"/>
+            </w:tcMar>
+          </w:tcPr>
+          <w:p>
+            <w:pPr>
+              <w:jc w:val="center"/>
+            </w:pPr>
+            <w:r>
+              <w:rPr>
+                <w:sz w:val="15"/>
+              </w:rPr>
+              <w:t>1. Sıra / 27</w:t>
+            </w:r>
+          </w:p>
+        </w:tc>
+        <w:tc>
+          <w:tcPr>
+            <w:tcW w:type="dxa" w:w="2160"/>
+            <w:tcMar>
+              <w:top w:w="20" w:type="dxa"/>
+              <w:bottom w:w="20" w:type="dxa"/>
+              <w:left w:w="35" w:type="dxa"/>
+              <w:right w:w="35" w:type="dxa"/>
+            </w:tcMar>
+          </w:tcPr>
+          <w:p>
+            <w:pPr>
+              <w:jc w:val="center"/>
+            </w:pPr>
+            <w:r>
+              <w:rPr>
+                <w:sz w:val="15"/>
+              </w:rPr>
+              <w:t>1. Sıra / 28</w:t>
+            </w:r>
+          </w:p>
+        </w:tc>
+        <w:tc>
+          <w:tcPr>
+            <w:tcW w:type="dxa" w:w="2160"/>
+            <w:tcMar>
+              <w:top w:w="20" w:type="dxa"/>
+              <w:bottom w:w="20" w:type="dxa"/>
+              <w:left w:w="35" w:type="dxa"/>
+              <w:right w:w="35" w:type="dxa"/>
+            </w:tcMar>
+          </w:tcPr>
+          <w:p>
+            <w:pPr>
+              <w:jc w:val="center"/>
+            </w:pPr>
+            <w:r>
+              <w:rPr>
+                <w:b/>
+                <w:sz w:val="15"/>
+              </w:rPr>
+              <w:t>Sırası Değişmedi</w:t>
+            </w:r>
+          </w:p>
+        </w:tc>
+        <w:tc>
+          <w:tcPr>
+            <w:tcW w:type="dxa" w:w="2160"/>
+            <w:tcMar>
+              <w:top w:w="20" w:type="dxa"/>
+              <w:bottom w:w="20" w:type="dxa"/>
+              <w:left w:w="35" w:type="dxa"/>
+              <w:right w:w="35" w:type="dxa"/>
+            </w:tcMar>
+          </w:tcPr>
+          <w:p>
+            <w:pPr>
+              <w:jc w:val="center"/>
+            </w:pPr>
+            <w:r>
+              <w:rPr>
+                <w:sz w:val="15"/>
+              </w:rPr>
+              <w:t>Sınıf İçi Başarı</w:t>
+            </w:r>
+          </w:p>
+        </w:tc>
+      </w:tr>
+      <w:tr>
+        <w:tc>
+          <w:tcPr>
+            <w:tcW w:type="dxa" w:w="2160"/>
+            <w:tcMar>
+              <w:top w:w="20" w:type="dxa"/>
+              <w:bottom w:w="20" w:type="dxa"/>
+              <w:left w:w="35" w:type="dxa"/>
+              <w:right w:w="35" w:type="dxa"/>
+            </w:tcMar>
+          </w:tcPr>
+          <w:p>
+            <w:pPr>
+              <w:jc w:val="left"/>
+            </w:pPr>
+            <w:r>
+              <w:rPr>
+                <w:sz w:val="15"/>
+              </w:rPr>
+              <w:t>Okul Derecesi</w:t>
+            </w:r>
+          </w:p>
+        </w:tc>
+        <w:tc>
+          <w:tcPr>
+            <w:tcW w:type="dxa" w:w="2160"/>
+            <w:tcMar>
+              <w:top w:w="20" w:type="dxa"/>
+              <w:bottom w:w="20" w:type="dxa"/>
+              <w:left w:w="35" w:type="dxa"/>
+              <w:right w:w="35" w:type="dxa"/>
+            </w:tcMar>
+          </w:tcPr>
+          <w:p>
+            <w:pPr>
+              <w:jc w:val="center"/>
+            </w:pPr>
+            <w:r>
+              <w:rPr>
+                <w:sz w:val="15"/>
+              </w:rPr>
+              <w:t>3. Sıra / 110</w:t>
+            </w:r>
+          </w:p>
+        </w:tc>
+        <w:tc>
+          <w:tcPr>
+            <w:tcW w:type="dxa" w:w="2160"/>
+            <w:tcMar>
+              <w:top w:w="20" w:type="dxa"/>
+              <w:bottom w:w="20" w:type="dxa"/>
+              <w:left w:w="35" w:type="dxa"/>
+              <w:right w:w="35" w:type="dxa"/>
+            </w:tcMar>
+          </w:tcPr>
+          <w:p>
+            <w:pPr>
+              <w:jc w:val="center"/>
+            </w:pPr>
+            <w:r>
+              <w:rPr>
+                <w:sz w:val="15"/>
+              </w:rPr>
+              <w:t>4. Sıra / 56</w:t>
+            </w:r>
+          </w:p>
+        </w:tc>
+        <w:tc>
+          <w:tcPr>
+            <w:tcW w:type="dxa" w:w="2160"/>
+            <w:tcMar>
+              <w:top w:w="20" w:type="dxa"/>
+              <w:bottom w:w="20" w:type="dxa"/>
+              <w:left w:w="35" w:type="dxa"/>
+              <w:right w:w="35" w:type="dxa"/>
+            </w:tcMar>
+            <w:shd w:fill="FDEDEC"/>
+          </w:tcPr>
+          <w:p>
+            <w:pPr>
+              <w:jc w:val="center"/>
+            </w:pPr>
+            <w:r>
+              <w:rPr>
+                <w:b/>
+                <w:sz w:val="15"/>
+              </w:rPr>
+              <w:t>-1 Sıra Geriledi</w:t>
+            </w:r>
+          </w:p>
+        </w:tc>
+        <w:tc>
+          <w:tcPr>
+            <w:tcW w:type="dxa" w:w="2160"/>
+            <w:tcMar>
+              <w:top w:w="20" w:type="dxa"/>
+              <w:bottom w:w="20" w:type="dxa"/>
+              <w:left w:w="35" w:type="dxa"/>
+              <w:right w:w="35" w:type="dxa"/>
+            </w:tcMar>
+          </w:tcPr>
+          <w:p>
+            <w:pPr>
+              <w:jc w:val="center"/>
+            </w:pPr>
+            <w:r>
+              <w:rPr>
+                <w:sz w:val="15"/>
+              </w:rPr>
+              <w:t>Okul İçi Başarı</w:t>
             </w:r>
           </w:p>
         </w:tc>
@@ -1535,9 +2156,568 @@
         <w:rPr>
           <w:b/>
           <w:color w:val="006666"/>
+          <w:sz w:val="16"/>
+        </w:rPr>
+        <w:t>Branş Bazlı Net Değişim Tablosu:</w:t>
+      </w:r>
+    </w:p>
+    <w:tbl>
+      <w:tblPr>
+        <w:tblW w:type="auto" w:w="0"/>
+        <w:jc w:val="center"/>
+        <w:tblLook w:firstColumn="1" w:firstRow="1" w:lastColumn="0" w:lastRow="0" w:noHBand="0" w:noVBand="1" w:val="04A0"/>
+        <w:tblBorders>
+          <w:top w:val="single" w:sz="4" w:space="0" w:color="B0C4DE"/>
+          <w:left w:val="single" w:sz="4" w:space="0" w:color="B0C4DE"/>
+          <w:bottom w:val="single" w:sz="4" w:space="0" w:color="B0C4DE"/>
+          <w:right w:val="single" w:sz="4" w:space="0" w:color="B0C4DE"/>
+          <w:insideH w:val="single" w:sz="4" w:space="0" w:color="B0C4DE"/>
+          <w:insideV w:val="single" w:sz="4" w:space="0" w:color="B0C4DE"/>
+        </w:tblBorders>
+      </w:tblPr>
+      <w:tblGrid>
+        <w:gridCol w:w="1543"/>
+        <w:gridCol w:w="1543"/>
+        <w:gridCol w:w="1543"/>
+        <w:gridCol w:w="1543"/>
+        <w:gridCol w:w="1543"/>
+        <w:gridCol w:w="1543"/>
+        <w:gridCol w:w="1543"/>
+      </w:tblGrid>
+      <w:tr>
+        <w:tc>
+          <w:tcPr>
+            <w:tcW w:type="dxa" w:w="1543"/>
+            <w:shd w:fill="1F497D"/>
+            <w:tcMar>
+              <w:top w:w="20" w:type="dxa"/>
+              <w:bottom w:w="20" w:type="dxa"/>
+              <w:left w:w="30" w:type="dxa"/>
+              <w:right w:w="30" w:type="dxa"/>
+            </w:tcMar>
+          </w:tcPr>
+          <w:p>
+            <w:pPr>
+              <w:jc w:val="center"/>
+            </w:pPr>
+            <w:r>
+              <w:rPr>
+                <w:b/>
+                <w:color w:val="FFFFFF"/>
+                <w:sz w:val="15"/>
+              </w:rPr>
+              <w:t>Deneme Sınavı</w:t>
+            </w:r>
+          </w:p>
+        </w:tc>
+        <w:tc>
+          <w:tcPr>
+            <w:tcW w:type="dxa" w:w="1543"/>
+            <w:shd w:fill="1F497D"/>
+            <w:tcMar>
+              <w:top w:w="20" w:type="dxa"/>
+              <w:bottom w:w="20" w:type="dxa"/>
+              <w:left w:w="30" w:type="dxa"/>
+              <w:right w:w="30" w:type="dxa"/>
+            </w:tcMar>
+          </w:tcPr>
+          <w:p>
+            <w:pPr>
+              <w:jc w:val="center"/>
+            </w:pPr>
+            <w:r>
+              <w:rPr>
+                <w:b/>
+                <w:color w:val="FFFFFF"/>
+                <w:sz w:val="15"/>
+              </w:rPr>
+              <w:t>Türkçe</w:t>
+            </w:r>
+          </w:p>
+        </w:tc>
+        <w:tc>
+          <w:tcPr>
+            <w:tcW w:type="dxa" w:w="1543"/>
+            <w:shd w:fill="1F497D"/>
+            <w:tcMar>
+              <w:top w:w="20" w:type="dxa"/>
+              <w:bottom w:w="20" w:type="dxa"/>
+              <w:left w:w="30" w:type="dxa"/>
+              <w:right w:w="30" w:type="dxa"/>
+            </w:tcMar>
+          </w:tcPr>
+          <w:p>
+            <w:pPr>
+              <w:jc w:val="center"/>
+            </w:pPr>
+            <w:r>
+              <w:rPr>
+                <w:b/>
+                <w:color w:val="FFFFFF"/>
+                <w:sz w:val="15"/>
+              </w:rPr>
+              <w:t>İnkılap</w:t>
+            </w:r>
+          </w:p>
+        </w:tc>
+        <w:tc>
+          <w:tcPr>
+            <w:tcW w:type="dxa" w:w="1543"/>
+            <w:shd w:fill="1F497D"/>
+            <w:tcMar>
+              <w:top w:w="20" w:type="dxa"/>
+              <w:bottom w:w="20" w:type="dxa"/>
+              <w:left w:w="30" w:type="dxa"/>
+              <w:right w:w="30" w:type="dxa"/>
+            </w:tcMar>
+          </w:tcPr>
+          <w:p>
+            <w:pPr>
+              <w:jc w:val="center"/>
+            </w:pPr>
+            <w:r>
+              <w:rPr>
+                <w:b/>
+                <w:color w:val="FFFFFF"/>
+                <w:sz w:val="15"/>
+              </w:rPr>
+              <w:t>Din Kül.</w:t>
+            </w:r>
+          </w:p>
+        </w:tc>
+        <w:tc>
+          <w:tcPr>
+            <w:tcW w:type="dxa" w:w="1543"/>
+            <w:shd w:fill="1F497D"/>
+            <w:tcMar>
+              <w:top w:w="20" w:type="dxa"/>
+              <w:bottom w:w="20" w:type="dxa"/>
+              <w:left w:w="30" w:type="dxa"/>
+              <w:right w:w="30" w:type="dxa"/>
+            </w:tcMar>
+          </w:tcPr>
+          <w:p>
+            <w:pPr>
+              <w:jc w:val="center"/>
+            </w:pPr>
+            <w:r>
+              <w:rPr>
+                <w:b/>
+                <w:color w:val="FFFFFF"/>
+                <w:sz w:val="15"/>
+              </w:rPr>
+              <w:t>İngilizce</w:t>
+            </w:r>
+          </w:p>
+        </w:tc>
+        <w:tc>
+          <w:tcPr>
+            <w:tcW w:type="dxa" w:w="1543"/>
+            <w:shd w:fill="1F497D"/>
+            <w:tcMar>
+              <w:top w:w="20" w:type="dxa"/>
+              <w:bottom w:w="20" w:type="dxa"/>
+              <w:left w:w="30" w:type="dxa"/>
+              <w:right w:w="30" w:type="dxa"/>
+            </w:tcMar>
+          </w:tcPr>
+          <w:p>
+            <w:pPr>
+              <w:jc w:val="center"/>
+            </w:pPr>
+            <w:r>
+              <w:rPr>
+                <w:b/>
+                <w:color w:val="FFFFFF"/>
+                <w:sz w:val="15"/>
+              </w:rPr>
+              <w:t>Matematik</w:t>
+            </w:r>
+          </w:p>
+        </w:tc>
+        <w:tc>
+          <w:tcPr>
+            <w:tcW w:type="dxa" w:w="1543"/>
+            <w:shd w:fill="1F497D"/>
+            <w:tcMar>
+              <w:top w:w="20" w:type="dxa"/>
+              <w:bottom w:w="20" w:type="dxa"/>
+              <w:left w:w="30" w:type="dxa"/>
+              <w:right w:w="30" w:type="dxa"/>
+            </w:tcMar>
+          </w:tcPr>
+          <w:p>
+            <w:pPr>
+              <w:jc w:val="center"/>
+            </w:pPr>
+            <w:r>
+              <w:rPr>
+                <w:b/>
+                <w:color w:val="FFFFFF"/>
+                <w:sz w:val="15"/>
+              </w:rPr>
+              <w:t>Fen Bil.</w:t>
+            </w:r>
+          </w:p>
+        </w:tc>
+      </w:tr>
+      <w:tr>
+        <w:tc>
+          <w:tcPr>
+            <w:tcW w:type="dxa" w:w="1543"/>
+            <w:tcMar>
+              <w:top w:w="15" w:type="dxa"/>
+              <w:bottom w:w="15" w:type="dxa"/>
+              <w:left w:w="25" w:type="dxa"/>
+              <w:right w:w="25" w:type="dxa"/>
+            </w:tcMar>
+          </w:tcPr>
+          <w:p>
+            <w:pPr>
+              <w:jc w:val="center"/>
+            </w:pPr>
+            <w:r>
+              <w:rPr>
+                <w:sz w:val="15"/>
+              </w:rPr>
+              <w:t>1. PARAF LGS 1</w:t>
+            </w:r>
+          </w:p>
+        </w:tc>
+        <w:tc>
+          <w:tcPr>
+            <w:tcW w:type="dxa" w:w="1543"/>
+            <w:tcMar>
+              <w:top w:w="15" w:type="dxa"/>
+              <w:bottom w:w="15" w:type="dxa"/>
+              <w:left w:w="25" w:type="dxa"/>
+              <w:right w:w="25" w:type="dxa"/>
+            </w:tcMar>
+          </w:tcPr>
+          <w:p>
+            <w:pPr>
+              <w:jc w:val="center"/>
+            </w:pPr>
+            <w:r>
+              <w:rPr>
+                <w:sz w:val="15"/>
+              </w:rPr>
+              <w:t>14.67</w:t>
+            </w:r>
+          </w:p>
+        </w:tc>
+        <w:tc>
+          <w:tcPr>
+            <w:tcW w:type="dxa" w:w="1543"/>
+            <w:tcMar>
+              <w:top w:w="15" w:type="dxa"/>
+              <w:bottom w:w="15" w:type="dxa"/>
+              <w:left w:w="25" w:type="dxa"/>
+              <w:right w:w="25" w:type="dxa"/>
+            </w:tcMar>
+          </w:tcPr>
+          <w:p>
+            <w:pPr>
+              <w:jc w:val="center"/>
+            </w:pPr>
+            <w:r>
+              <w:rPr>
+                <w:sz w:val="15"/>
+              </w:rPr>
+              <w:t>8.67</w:t>
+            </w:r>
+          </w:p>
+        </w:tc>
+        <w:tc>
+          <w:tcPr>
+            <w:tcW w:type="dxa" w:w="1543"/>
+            <w:tcMar>
+              <w:top w:w="15" w:type="dxa"/>
+              <w:bottom w:w="15" w:type="dxa"/>
+              <w:left w:w="25" w:type="dxa"/>
+              <w:right w:w="25" w:type="dxa"/>
+            </w:tcMar>
+          </w:tcPr>
+          <w:p>
+            <w:pPr>
+              <w:jc w:val="center"/>
+            </w:pPr>
+            <w:r>
+              <w:rPr>
+                <w:sz w:val="15"/>
+              </w:rPr>
+              <w:t>10.00</w:t>
+            </w:r>
+          </w:p>
+        </w:tc>
+        <w:tc>
+          <w:tcPr>
+            <w:tcW w:type="dxa" w:w="1543"/>
+            <w:tcMar>
+              <w:top w:w="15" w:type="dxa"/>
+              <w:bottom w:w="15" w:type="dxa"/>
+              <w:left w:w="25" w:type="dxa"/>
+              <w:right w:w="25" w:type="dxa"/>
+            </w:tcMar>
+          </w:tcPr>
+          <w:p>
+            <w:pPr>
+              <w:jc w:val="center"/>
+            </w:pPr>
+            <w:r>
+              <w:rPr>
+                <w:sz w:val="15"/>
+              </w:rPr>
+              <w:t>10.00</w:t>
+            </w:r>
+          </w:p>
+        </w:tc>
+        <w:tc>
+          <w:tcPr>
+            <w:tcW w:type="dxa" w:w="1543"/>
+            <w:tcMar>
+              <w:top w:w="15" w:type="dxa"/>
+              <w:bottom w:w="15" w:type="dxa"/>
+              <w:left w:w="25" w:type="dxa"/>
+              <w:right w:w="25" w:type="dxa"/>
+            </w:tcMar>
+          </w:tcPr>
+          <w:p>
+            <w:pPr>
+              <w:jc w:val="center"/>
+            </w:pPr>
+            <w:r>
+              <w:rPr>
+                <w:sz w:val="15"/>
+              </w:rPr>
+              <w:t>18.67</w:t>
+            </w:r>
+          </w:p>
+        </w:tc>
+        <w:tc>
+          <w:tcPr>
+            <w:tcW w:type="dxa" w:w="1543"/>
+            <w:tcMar>
+              <w:top w:w="15" w:type="dxa"/>
+              <w:bottom w:w="15" w:type="dxa"/>
+              <w:left w:w="25" w:type="dxa"/>
+              <w:right w:w="25" w:type="dxa"/>
+            </w:tcMar>
+          </w:tcPr>
+          <w:p>
+            <w:pPr>
+              <w:jc w:val="center"/>
+            </w:pPr>
+            <w:r>
+              <w:rPr>
+                <w:sz w:val="15"/>
+              </w:rPr>
+              <w:t>18.67</w:t>
+            </w:r>
+          </w:p>
+        </w:tc>
+      </w:tr>
+      <w:tr>
+        <w:tc>
+          <w:tcPr>
+            <w:tcW w:type="dxa" w:w="1543"/>
+            <w:tcMar>
+              <w:top w:w="15" w:type="dxa"/>
+              <w:bottom w:w="15" w:type="dxa"/>
+              <w:left w:w="25" w:type="dxa"/>
+              <w:right w:w="25" w:type="dxa"/>
+            </w:tcMar>
+          </w:tcPr>
+          <w:p>
+            <w:pPr>
+              <w:jc w:val="center"/>
+            </w:pPr>
+            <w:r>
+              <w:rPr>
+                <w:b/>
+                <w:sz w:val="15"/>
+              </w:rPr>
+              <w:t>Net Farkı (+/-)</w:t>
+            </w:r>
+          </w:p>
+        </w:tc>
+        <w:tc>
+          <w:tcPr>
+            <w:tcW w:type="dxa" w:w="1543"/>
+            <w:tcMar>
+              <w:top w:w="15" w:type="dxa"/>
+              <w:bottom w:w="15" w:type="dxa"/>
+              <w:left w:w="25" w:type="dxa"/>
+              <w:right w:w="25" w:type="dxa"/>
+            </w:tcMar>
+            <w:shd w:fill="E8F8F5"/>
+          </w:tcPr>
+          <w:p>
+            <w:pPr>
+              <w:jc w:val="center"/>
+            </w:pPr>
+            <w:r>
+              <w:rPr>
+                <w:b/>
+                <w:sz w:val="15"/>
+              </w:rPr>
+              <w:t>+2.66</w:t>
+            </w:r>
+          </w:p>
+        </w:tc>
+        <w:tc>
+          <w:tcPr>
+            <w:tcW w:type="dxa" w:w="1543"/>
+            <w:tcMar>
+              <w:top w:w="15" w:type="dxa"/>
+              <w:bottom w:w="15" w:type="dxa"/>
+              <w:left w:w="25" w:type="dxa"/>
+              <w:right w:w="25" w:type="dxa"/>
+            </w:tcMar>
+            <w:shd w:fill="E8F8F5"/>
+          </w:tcPr>
+          <w:p>
+            <w:pPr>
+              <w:jc w:val="center"/>
+            </w:pPr>
+            <w:r>
+              <w:rPr>
+                <w:b/>
+                <w:sz w:val="15"/>
+              </w:rPr>
+              <w:t>+1.33</w:t>
+            </w:r>
+          </w:p>
+        </w:tc>
+        <w:tc>
+          <w:tcPr>
+            <w:tcW w:type="dxa" w:w="1543"/>
+            <w:tcMar>
+              <w:top w:w="15" w:type="dxa"/>
+              <w:bottom w:w="15" w:type="dxa"/>
+              <w:left w:w="25" w:type="dxa"/>
+              <w:right w:w="25" w:type="dxa"/>
+            </w:tcMar>
+            <w:shd w:fill="FDEDEC"/>
+          </w:tcPr>
+          <w:p>
+            <w:pPr>
+              <w:jc w:val="center"/>
+            </w:pPr>
+            <w:r>
+              <w:rPr>
+                <w:b/>
+                <w:sz w:val="15"/>
+              </w:rPr>
+              <w:t>-1.33</w:t>
+            </w:r>
+          </w:p>
+        </w:tc>
+        <w:tc>
+          <w:tcPr>
+            <w:tcW w:type="dxa" w:w="1543"/>
+            <w:tcMar>
+              <w:top w:w="15" w:type="dxa"/>
+              <w:bottom w:w="15" w:type="dxa"/>
+              <w:left w:w="25" w:type="dxa"/>
+              <w:right w:w="25" w:type="dxa"/>
+            </w:tcMar>
+          </w:tcPr>
+          <w:p>
+            <w:pPr>
+              <w:jc w:val="center"/>
+            </w:pPr>
+            <w:r>
+              <w:rPr>
+                <w:b/>
+                <w:sz w:val="15"/>
+              </w:rPr>
+              <w:t>+0.00</w:t>
+            </w:r>
+          </w:p>
+        </w:tc>
+        <w:tc>
+          <w:tcPr>
+            <w:tcW w:type="dxa" w:w="1543"/>
+            <w:tcMar>
+              <w:top w:w="15" w:type="dxa"/>
+              <w:bottom w:w="15" w:type="dxa"/>
+              <w:left w:w="25" w:type="dxa"/>
+              <w:right w:w="25" w:type="dxa"/>
+            </w:tcMar>
+            <w:shd w:fill="FDEDEC"/>
+          </w:tcPr>
+          <w:p>
+            <w:pPr>
+              <w:jc w:val="center"/>
+            </w:pPr>
+            <w:r>
+              <w:rPr>
+                <w:b/>
+                <w:sz w:val="15"/>
+              </w:rPr>
+              <w:t>-1.00</w:t>
+            </w:r>
+          </w:p>
+        </w:tc>
+        <w:tc>
+          <w:tcPr>
+            <w:tcW w:type="dxa" w:w="1543"/>
+            <w:tcMar>
+              <w:top w:w="15" w:type="dxa"/>
+              <w:bottom w:w="15" w:type="dxa"/>
+              <w:left w:w="25" w:type="dxa"/>
+              <w:right w:w="25" w:type="dxa"/>
+            </w:tcMar>
+            <w:shd w:fill="E8F8F5"/>
+          </w:tcPr>
+          <w:p>
+            <w:pPr>
+              <w:jc w:val="center"/>
+            </w:pPr>
+            <w:r>
+              <w:rPr>
+                <w:b/>
+                <w:sz w:val="15"/>
+              </w:rPr>
+              <w:t>+1.33</w:t>
+            </w:r>
+          </w:p>
+        </w:tc>
+      </w:tr>
+    </w:tbl>
+    <w:p>
+      <w:pPr>
+        <w:spacing w:before="40" w:after="40"/>
+      </w:pPr>
+      <w:r>
+        <w:rPr>
+          <w:b/>
+          <w:color w:val="0E6655"/>
+          <w:sz w:val="16"/>
+        </w:rPr>
+        <w:t xml:space="preserve">⭐ En Yüksek Artış: Türkçe (+2.66 Net)  |  </w:t>
+      </w:r>
+      <w:r>
+        <w:rPr>
+          <w:b/>
+          <w:color w:val="B41414"/>
+          <w:sz w:val="16"/>
+        </w:rPr>
+        <w:t>⚠️ Takip / Müdahale Alanı: Din Kültürü (-1.33 Net)</w:t>
+      </w:r>
+    </w:p>
+    <w:p>
+      <w:pPr>
+        <w:spacing w:before="60" w:after="20"/>
+      </w:pPr>
+      <w:r>
+        <w:rPr>
+          <w:b/>
+          <w:color w:val="006666"/>
           <w:sz w:val="18"/>
         </w:rPr>
-        <w:t>1. GENEL KAZANIM BAŞARI VE EKSİK ENVANTERİ</w:t>
+        <w:t>2. GENEL KAZANIM BAŞARI VE EKSİK ENVANTERİ</w:t>
       </w:r>
     </w:p>
     <w:p>
@@ -1554,10 +2734,9 @@
       </w:r>
       <w:r>
         <w:rPr>
-          <w:color w:val="B41414"/>
           <w:sz w:val="16"/>
         </w:rPr>
-        <w:t>Türkçe: Sözcük ve Sözcük Gruplarında Anlam, Türkçe: Soru-Cevap, Türkçe: Büyük Harflerin Kullanıldığı Yerler</w:t>
+        <w:t>Tebrikler! Sıfır çeken kazanım bulunmuyor.</w:t>
       </w:r>
     </w:p>
     <w:p>
@@ -1596,7 +2775,7 @@
           <w:color w:val="0E6655"/>
           <w:sz w:val="16"/>
         </w:rPr>
-        <w:t>32 adet kazanımda %100 tam başarı sağlandı.</w:t>
+        <w:t>27 adet kazanımda %100 tam başarı sağlandı.</w:t>
       </w:r>
     </w:p>
     <w:p>
@@ -1609,7 +2788,7 @@
           <w:color w:val="1F497D"/>
           <w:sz w:val="18"/>
         </w:rPr>
-        <w:t>2. TÜM DERSLER İÇİN KİŞİSELLEŞTİRİLMİŞ BRANŞ GELİŞİM REÇETELERİ</w:t>
+        <w:t>3. TÜM DERSLER İÇİN KİŞİSELLEŞTİRİLMİŞ BRANŞ GELİŞİM REÇETELERİ</w:t>
       </w:r>
     </w:p>
     <w:tbl>
@@ -1659,7 +2838,7 @@
                 <w:color w:val="3C3C3C"/>
                 <w:sz w:val="15"/>
               </w:rPr>
-              <w:t>[Net: 18.67 | D: 19 | Y: 1 | B: 0 | Başarı: %93.4]</w:t>
+              <w:t>[Net: 20.00 | D: 20 | Y: 0 | B: 0 | Başarı: %100.0]</w:t>
             </w:r>
           </w:p>
         </w:tc>
@@ -1691,26 +2870,7 @@
               <w:rPr>
                 <w:sz w:val="15"/>
               </w:rPr>
-              <w:t>Mevsimlerin Oluşumu: %92.9 | İklim ve Hava Hareketleri: %100.0</w:t>
-            </w:r>
-          </w:p>
-          <w:p>
-            <w:pPr>
-              <w:spacing w:after="20"/>
-            </w:pPr>
-            <w:r>
-              <w:rPr>
-                <w:b/>
-                <w:color w:val="B46400"/>
-                <w:sz w:val="15"/>
-              </w:rPr>
-              <w:t xml:space="preserve">🟡 Pekiştirilecek Kazanımlar (&lt;%100): </w:t>
-            </w:r>
-            <w:r>
-              <w:rPr>
-                <w:sz w:val="15"/>
-              </w:rPr>
-              <w:t>Mevsimlerin Oluşumu (%93)</w:t>
+              <w:t>Mevsimlerin Oluşumu: %100.0 | DNA ve Genetik Kod: %100.0 | İklim ve Hava Olayları: %100.0 | DNA ve Yapısı: %100.0 | DNA'nı Eşlenmesi: %100.0</w:t>
             </w:r>
           </w:p>
           <w:p>
@@ -1729,7 +2889,7 @@
               <w:rPr>
                 <w:sz w:val="15"/>
               </w:rPr>
-              <w:t>Fen Bilimleri netin: 18.67 (19 Doğru, 1 Yanlış, 0 Boş). Kavramsal kavrayışın ve deney yorumlama becerin çok yüksek. Tek hata yaptığın 'Mevsimlerin Oluşumu'ndaki (%93) eksen eğikliği ve Güneş ışınlarının geliş açısı grafiklerini pekiştirerek 20'de 20 full hedefini yakalayabilirsin.</w:t>
+              <w:t>Fen Bilimleri netin: 20.00 (20 Doğru, 0 Yanlış, 0 Boş). Kavramsal kavrayışın ve deney yorumlama becerin çok yüksek. Her iki ünitede de (%100) tam hakimiyet sergiledin. Çok değişkenli yeni nesil sorularla formunu koru.</w:t>
             </w:r>
           </w:p>
           <w:p>
@@ -1749,7 +2909,7 @@
                 <w:b/>
                 <w:sz w:val="15"/>
               </w:rPr>
-              <w:t xml:space="preserve">Kanal: Hız Yayınları veya dnz hoca ile Fen | </w:t>
+              <w:t xml:space="preserve">Kanal: Hız Yayınları veya DNZ Hoca | </w:t>
             </w:r>
             <w:r>
               <w:rPr>
@@ -1813,7 +2973,7 @@
                 <w:color w:val="3C3C3C"/>
                 <w:sz w:val="15"/>
               </w:rPr>
-              <w:t>[Net: 18.67 | D: 19 | Y: 1 | B: 0 | Başarı: %93.4]</w:t>
+              <w:t>[Net: 17.67 | D: 18 | Y: 1 | B: 1 | Başarı: %88.4]</w:t>
             </w:r>
           </w:p>
         </w:tc>
@@ -1845,7 +3005,7 @@
               <w:rPr>
                 <w:sz w:val="15"/>
               </w:rPr>
-              <w:t>Çarpanlar ve Katlar / Asal Çarpanlar: %75 | EBOB-EKOK Problemleri: %100 | Üslü İfadeler Temel Kuralları: %100 | Aralarında Asal Sayılar: %100 | Tam Sayı Kuvvetleri (Negatif Üs): %100</w:t>
+              <w:t>Çarpanlar ve Katlar: %100 | Ebob-Ekok Problemleri: %100 | Üslü İfadeler: %78</w:t>
             </w:r>
           </w:p>
           <w:p>
@@ -1864,7 +3024,7 @@
               <w:rPr>
                 <w:sz w:val="15"/>
               </w:rPr>
-              <w:t>Çarpanlar ve Katlar / Asal Çarpanlar (%75)</w:t>
+              <w:t>Üslü İfadeler (%78)</w:t>
             </w:r>
           </w:p>
           <w:p>
@@ -1883,7 +3043,7 @@
               <w:rPr>
                 <w:sz w:val="15"/>
               </w:rPr>
-              <w:t>Matematik netin: 18.67 (19 Doğru, 1 Yanlış, 0 Boş). Yeni nesil problem çözme ve modelleme becerin okul zirvesindedir. Sınavda tek net kaybının yaşandığı 'Çarpanlar ve Katlar / Asal Çarpanlar' konusundaki uç soru kalıplarına odaklanarak 20'de 20 full yapabilirsin. Süreli branş denemelerine devam et.</w:t>
+              <w:t>Matematik netin: 17.67 (18 Doğru, 1 Yanlış, 1 Boş). Yeni nesil problem çözme ve modelleme becerin okul zirvesindedir. Sınavda tek net kaybının yaşandığı 'Üslü İfadeler' konusundaki uç soru kalıplarına odaklanarak 20'de 20 full yapabilirsin. Süreli branş denemelerine devam et.</w:t>
             </w:r>
           </w:p>
           <w:p>
@@ -1967,7 +3127,7 @@
                 <w:color w:val="3C3C3C"/>
                 <w:sz w:val="15"/>
               </w:rPr>
-              <w:t>[Net: 14.67 | D: 16 | Y: 4 | B: 0 | Başarı: %73.4]</w:t>
+              <w:t>[Net: 17.33 | D: 18 | Y: 2 | B: 0 | Başarı: %86.6]</w:t>
             </w:r>
           </w:p>
         </w:tc>
@@ -1999,7 +3159,7 @@
               <w:rPr>
                 <w:sz w:val="15"/>
               </w:rPr>
-              <w:t>13/16 Tam Başarı | Gelişim Alanları: Sözcük ve Sözcük Gruplarında Anlam: %0 | Soru-Cevap: %0 | Büyük Harflerin Kullanıldığı Yerler: %0</w:t>
+              <w:t>9/16 Tam Başarı | Gelişim Alanları: Sözcükte Anlam: %75 | Fiilimsilerin İşlevi: %67</w:t>
             </w:r>
           </w:p>
           <w:p>
@@ -2009,16 +3169,16 @@
             <w:r>
               <w:rPr>
                 <w:b/>
-                <w:color w:val="B41414"/>
+                <w:color w:val="B46400"/>
                 <w:sz w:val="15"/>
               </w:rPr>
-              <w:t xml:space="preserve">🔴 Sıfır Çekilen Kazanımlar (%0): </w:t>
+              <w:t xml:space="preserve">🟡 Pekiştirilecek Kazanımlar (&lt;%100): </w:t>
             </w:r>
             <w:r>
               <w:rPr>
                 <w:sz w:val="15"/>
               </w:rPr>
-              <w:t>Sözcük ve Sözcük Gruplarında Anlam, Soru-Cevap, Büyük Harflerin Kullanıldığı Yerler</w:t>
+              <w:t>Sözcükte Anlam (%75), Fiilimsilerin İşlevi (%67)</w:t>
             </w:r>
           </w:p>
           <w:p>
@@ -2037,7 +3197,7 @@
               <w:rPr>
                 <w:sz w:val="15"/>
               </w:rPr>
-              <w:t>Türkçe branş netin: 14.67 (16 Doğru, 4 Yanlış, 0 Boş). Ortalama üstü bir performans olmakla birlikte 4 yanlış başarı payını törpülemiş. Öncelikli olarak sıfır çektiğin [Sözcük ve Sözcük Gruplarında Anlam, Soru-Cevap] konularındaki kavram ve kuralları tekrar et. Günde 20 paragraf sorusu çöz; iki şık arasında kaldığında işaretleme yapmayıp boş bırak.</w:t>
+              <w:t>Türkçe branş netin: 17.33 (18 Doğru, 2 Yanlış, 0 Boş). Okuduğunu anlama, çıkarım ve muhakeme gücün çok yüksek. Kısmi kayıp yaşadığın [Sözcükte Anlam (%75), Fiilimsilerin İşlevi (%67)] alanlarını gözden geçirerek 20'de 20 full hedefini yakala.</w:t>
             </w:r>
           </w:p>
           <w:p>
@@ -2050,20 +3210,20 @@
                 <w:color w:val="C0392B"/>
                 <w:sz w:val="15"/>
               </w:rPr>
-              <w:t xml:space="preserve">📺 Önerilen YouTube Desteği (Orta Seviye): </w:t>
+              <w:t xml:space="preserve">📺 Önerilen YouTube Desteği (İleri Düzey (Şampiyon)): </w:t>
             </w:r>
             <w:r>
               <w:rPr>
                 <w:b/>
                 <w:sz w:val="15"/>
               </w:rPr>
-              <w:t xml:space="preserve">Kanal: Hız Yayınları veya Ebubekir Hoca ile Türkçe | </w:t>
+              <w:t xml:space="preserve">Kanal: Hız Yayınları veya Ebubekir Hoca | </w:t>
             </w:r>
             <w:r>
               <w:rPr>
                 <w:sz w:val="15"/>
               </w:rPr>
-              <w:t>Odak: Paragraf Taktikleri &amp; Çeldirici Eleme. Taktik: Paragraf sorularında hocanın anahtar kelimeleri ve metin kanıtlarını nasıl çizdiğine dikkat et.</w:t>
+              <w:t>Odak: MEB Çıkmış &amp; Özgün Yeni Nesil Çözümleri. Taktik: İki güçlü çeldirici arasında kaldığında doğru seçeneğe götüren mantık ipuçlarını incele.</w:t>
             </w:r>
           </w:p>
         </w:tc>
@@ -2121,7 +3281,7 @@
                 <w:color w:val="3C3C3C"/>
                 <w:sz w:val="15"/>
               </w:rPr>
-              <w:t>[Net: 8.67 | D: 9 | Y: 1 | B: 0 | Başarı: %86.7]</w:t>
+              <w:t>[Net: 10.00 | D: 10 | Y: 0 | B: 0 | Başarı: %100.0]</w:t>
             </w:r>
           </w:p>
         </w:tc>
@@ -2153,26 +3313,7 @@
               <w:rPr>
                 <w:sz w:val="15"/>
               </w:rPr>
-              <w:t>Mustafa Kemal'in Öğrenim Hayatı: %100 | Uyanan Avrupa ve Sarsılan Osmanlı: %100 | Mustafa Kemal'in Fikir Hayatını Etkileyen Olaylar: %100 | Mustafa Kemal'in Askerlik Hayatı: %67</w:t>
-            </w:r>
-          </w:p>
-          <w:p>
-            <w:pPr>
-              <w:spacing w:after="20"/>
-            </w:pPr>
-            <w:r>
-              <w:rPr>
-                <w:b/>
-                <w:color w:val="B46400"/>
-                <w:sz w:val="15"/>
-              </w:rPr>
-              <w:t xml:space="preserve">🟡 Pekiştirilecek Kazanımlar (&lt;%100): </w:t>
-            </w:r>
-            <w:r>
-              <w:rPr>
-                <w:sz w:val="15"/>
-              </w:rPr>
-              <w:t>Mustafa Kemal'in Askerlik Hayatı (%67)</w:t>
+              <w:t>20. Yüzyıl Başlarında Osmanlı: %100 | M. Kemal'in Fikir Hayatını Etkileyen Olay ve Kişiler: %100 | M. Kemal'in Çocukluk Dönemi ve Öğrenim Hayatı: %100 | M. Kemal'İn Askerlik Hayatı: %100</w:t>
             </w:r>
           </w:p>
           <w:p>
@@ -2191,7 +3332,7 @@
               <w:rPr>
                 <w:sz w:val="15"/>
               </w:rPr>
-              <w:t>İnkılap Tarihi netin: 8.67 (9 Doğru, 1 Yanlış, 0 Boş). Tarihsel kronoloji ve neden-sonuç analiz kabiliyetin çok güçlü. Tek net kaybının yaşandığı 'Mustafa Kemal'in Askerlik Hayatı' konusundaki kavram haritasını inceleyerek 10'da 10 full hedefini sürdür.</w:t>
+              <w:t>İnkılap Tarihi netin: 10.00 (10 Doğru, 0 Yanlış, 0 Boş). Tarihsel kronoloji ve neden-sonuç analiz kabiliyetin çok güçlü. 4 kazanımın tamamında %100 tam başarı sağladın. Haftalık 15 soruyla aralıklı tekrar yap.</w:t>
             </w:r>
           </w:p>
           <w:p>
@@ -2211,7 +3352,7 @@
                 <w:b/>
                 <w:sz w:val="15"/>
               </w:rPr>
-              <w:t xml:space="preserve">Kanal: Buğra Hoca Sosyal Bilgiler Dersliği | </w:t>
+              <w:t xml:space="preserve">Kanal: Buğra Hoca – Sosyal Bilgiler Dersliği | </w:t>
             </w:r>
             <w:r>
               <w:rPr>
@@ -2275,7 +3416,7 @@
                 <w:color w:val="3C3C3C"/>
                 <w:sz w:val="15"/>
               </w:rPr>
-              <w:t>[Net: 10.00 | D: 10 | Y: 0 | B: 0 | Başarı: %100.0]</w:t>
+              <w:t>[Net: 8.67 | D: 9 | Y: 1 | B: 0 | Başarı: %86.7]</w:t>
             </w:r>
           </w:p>
         </w:tc>
@@ -2307,7 +3448,26 @@
               <w:rPr>
                 <w:sz w:val="15"/>
               </w:rPr>
-              <w:t>Kader ve Kaza İnancı: %100 | İnsanın İradesi ve Kader: %100 | Kader Kavramları (Ömür, Ecel, Rızık, Tevekkül): %100 | Ayet el-Kürsi ve Anlamı: %100 | Hz. Musa (A.S.) ve Mücadelesi: %100</w:t>
+              <w:t>Kaza Ve Kader: %80 | İnsanın Özgürlüğü Ve Sorumluluğu: %100 | Kaderle İlgili Kavramlar: %100</w:t>
+            </w:r>
+          </w:p>
+          <w:p>
+            <w:pPr>
+              <w:spacing w:after="20"/>
+            </w:pPr>
+            <w:r>
+              <w:rPr>
+                <w:b/>
+                <w:color w:val="B46400"/>
+                <w:sz w:val="15"/>
+              </w:rPr>
+              <w:t xml:space="preserve">🟡 Pekiştirilecek Kazanımlar (&lt;%100): </w:t>
+            </w:r>
+            <w:r>
+              <w:rPr>
+                <w:sz w:val="15"/>
+              </w:rPr>
+              <w:t>Kaza Ve Kader (%80)</w:t>
             </w:r>
           </w:p>
           <w:p>
@@ -2326,7 +3486,7 @@
               <w:rPr>
                 <w:sz w:val="15"/>
               </w:rPr>
-              <w:t>Din Kültürü netin: 10.00 (10 Doğru, 0 Yanlış, 0 Boş). Kavram ve ayet yorumlama hakimiyetin yüksek. 5 kazanımın tamamında %100 tam başarı sağladın. Formunu haftalık 15 soruyla koru.</w:t>
+              <w:t>Din Kültürü netin: 8.67 (9 Doğru, 1 Yanlış, 0 Boş). Kavram ve ayet yorumlama hakimiyetin yüksek. Tek net kaybının yaşandığı 'Kaza Ve Kader' konusundaki kavram veya ayet mealini inceleyerek 10'da 10 yapabilirsin.</w:t>
             </w:r>
           </w:p>
           <w:p>
@@ -2442,7 +3602,7 @@
               <w:rPr>
                 <w:sz w:val="15"/>
               </w:rPr>
-              <w:t>Davet Kartları / Mektupları (Invitation): %100 | Daveti Kabul &amp; Reddetme Kalıpları: %100 | Basit Sorular Sorma (Simple Inquiries): %100 | Friendship Okuduğunu Anlama: %100 | Kişisel Özellikler / Sıfatlar (Qualities): %100 | Mazeret Bildirme ve Özür Dileme: %100</w:t>
+              <w:t>Teklif Yapma, Kabul Etme, Özür Dileme: %100 | Frıendshıp: %100 | The Internet: %100 | Tercihleri İfade Etme: %100 | Soru Cümlesi: %100</w:t>
             </w:r>
           </w:p>
           <w:p>
@@ -2508,7 +3668,7 @@
           <w:color w:val="006666"/>
           <w:sz w:val="18"/>
         </w:rPr>
-        <w:t>3. KİŞİSELLEŞTİRİLMİŞ HEDEFLER VE EYLEM TAKVİMİ</w:t>
+        <w:t>4. KİŞİSELLEŞTİRİLMİŞ HEDEFLER VE EYLEM TAKVİMİ</w:t>
       </w:r>
     </w:p>
     <w:p>
@@ -2527,7 +3687,7 @@
         <w:rPr>
           <w:sz w:val="16"/>
         </w:rPr>
-        <w:t>83.18 Net (İlk hedefli konu tekrarları ve ödev kontrolü sonrası)</w:t>
+        <w:t>86.17 Net (İlk hedefli konu tekrarları ve ödev kontrolü sonrası)</w:t>
       </w:r>
     </w:p>
     <w:p>
@@ -2546,7 +3706,7 @@
         <w:rPr>
           <w:sz w:val="16"/>
         </w:rPr>
-        <w:t>85.68 Net (Ölçülebilir bir sonraki resmi deneme sınavı hedefi)</w:t>
+        <w:t>88.67 Net (Ölçülebilir bir sonraki resmi deneme sınavı hedefi)</w:t>
       </w:r>
     </w:p>
     <w:p>
